--- a/F1 Race Performance Analytics/F1_Analytics_Project_Report.docx
+++ b/F1 Race Performance Analytics/F1_Analytics_Project_Report.docx
@@ -36,12 +36,12 @@
           <wp:inline distB="114300" distT="114300" distL="114300" distR="114300">
             <wp:extent cx="5943600" cy="1092200"/>
             <wp:effectExtent b="0" l="0" r="0" t="0"/>
-            <wp:docPr id="2" name="image2.png"/>
+            <wp:docPr id="2" name="image1.png"/>
             <a:graphic>
               <a:graphicData uri="http://schemas.openxmlformats.org/drawingml/2006/picture">
                 <pic:pic>
                   <pic:nvPicPr>
-                    <pic:cNvPr id="0" name="image2.png"/>
+                    <pic:cNvPr id="0" name="image1.png"/>
                     <pic:cNvPicPr preferRelativeResize="0"/>
                   </pic:nvPicPr>
                   <pic:blipFill>
@@ -283,6 +283,48 @@
         <w:rPr>
           <w:rtl w:val="0"/>
         </w:rPr>
+        <w:tab/>
+        <w:tab/>
+        <w:tab/>
+        <w:tab/>
+        <w:tab/>
+        <w:tab/>
+      </w:r>
+      <w:r>
+        <w:rPr>
+          <w:b w:val="1"/>
+          <w:bCs w:val="1"/>
+          <w:rtl w:val="0"/>
+        </w:rPr>
+        <w:t xml:space="preserve">Guided By</w:t>
+      </w:r>
+      <w:r>
+        <w:rPr>
+          <w:rtl w:val="0"/>
+        </w:rPr>
+      </w:r>
+    </w:p>
+    <w:p>
+      <w:pPr>
+        <w:spacing w:after="240" w:lineRule="auto"/>
+        <w:jc w:val="center"/>
+        <w:rPr/>
+      </w:pPr>
+      <w:r>
+        <w:rPr>
+          <w:rtl w:val="0"/>
+        </w:rPr>
+        <w:t xml:space="preserve">Dr. Ashima &amp; Ms. Mandeep</w:t>
+      </w:r>
+    </w:p>
+    <w:p>
+      <w:pPr>
+        <w:rPr/>
+      </w:pPr>
+      <w:r>
+        <w:rPr>
+          <w:rtl w:val="0"/>
+        </w:rPr>
       </w:r>
     </w:p>
     <w:p>
@@ -2080,12 +2122,12 @@
           <wp:inline distB="0" distT="0" distL="0" distR="0">
             <wp:extent cx="5829300" cy="3219450"/>
             <wp:effectExtent b="0" l="0" r="0" t="0"/>
-            <wp:docPr descr="Formula 1 Race Performance Analytics Dashboard screenshot" id="1" name="image1.png"/>
+            <wp:docPr descr="Formula 1 Race Performance Analytics Dashboard screenshot" id="1" name="image2.png"/>
             <a:graphic>
               <a:graphicData uri="http://schemas.openxmlformats.org/drawingml/2006/picture">
                 <pic:pic>
                   <pic:nvPicPr>
-                    <pic:cNvPr descr="Formula 1 Race Performance Analytics Dashboard screenshot" id="0" name="image1.png"/>
+                    <pic:cNvPr descr="Formula 1 Race Performance Analytics Dashboard screenshot" id="0" name="image2.png"/>
                     <pic:cNvPicPr preferRelativeResize="0"/>
                   </pic:nvPicPr>
                   <pic:blipFill>
